--- a/lab-1/lab-1.docx
+++ b/lab-1/lab-1.docx
@@ -37,26 +37,84 @@
           <w:sz w:val="40"/>
           <w:szCs w:val="40"/>
         </w:rPr>
-        <w:t>УНИВЕРСИТЕТ</w:t>
-      </w:r>
-      <w:r>
+        <w:t>УНИВЕРСИТЕТ, ФАКУЛЬТЕТ ИНФОРМАЦИОННЫХ ТЕХНОЛОГИЙ</w:t>
+      </w:r>
+    </w:p>
+    <w:p>
+      <w:pPr>
         <w:rPr>
           <w:b/>
           <w:bCs/>
           <w:sz w:val="40"/>
           <w:szCs w:val="40"/>
         </w:rPr>
-        <w:t xml:space="preserve">, </w:t>
-      </w:r>
-      <w:r>
+      </w:pPr>
+    </w:p>
+    <w:p>
+      <w:pPr>
+        <w:rPr>
+          <w:b/>
+          <w:bCs/>
+          <w:sz w:val="32"/>
+          <w:szCs w:val="32"/>
+        </w:rPr>
+      </w:pPr>
+      <w:r>
+        <w:rPr>
+          <w:b/>
+          <w:bCs/>
+          <w:sz w:val="32"/>
+          <w:szCs w:val="32"/>
+        </w:rPr>
+        <w:t>Отч</w:t>
+      </w:r>
+      <w:r>
+        <w:rPr>
+          <w:b/>
+          <w:bCs/>
+          <w:sz w:val="32"/>
+          <w:szCs w:val="32"/>
+        </w:rPr>
+        <w:t>ё</w:t>
+      </w:r>
+      <w:r>
+        <w:rPr>
+          <w:b/>
+          <w:bCs/>
+          <w:sz w:val="32"/>
+          <w:szCs w:val="32"/>
+        </w:rPr>
+        <w:t>т о проделанной лабораторной работе:</w:t>
+      </w:r>
+    </w:p>
+    <w:p>
+      <w:pPr>
+        <w:rPr>
+          <w:b/>
+          <w:bCs/>
+          <w:sz w:val="32"/>
+          <w:szCs w:val="32"/>
+        </w:rPr>
+      </w:pPr>
+      <w:r>
+        <w:rPr>
+          <w:b/>
+          <w:bCs/>
+          <w:sz w:val="32"/>
+          <w:szCs w:val="32"/>
+        </w:rPr>
+        <w:t>«Параллельная реализация решения СЛАУ с помощью MPI»</w:t>
+      </w:r>
+    </w:p>
+    <w:p>
+      <w:pPr>
         <w:rPr>
           <w:b/>
           <w:bCs/>
           <w:sz w:val="40"/>
           <w:szCs w:val="40"/>
         </w:rPr>
-        <w:t>ФАКУЛЬТЕТ ИНФОРМАЦИОННЫХ ТЕХНОЛОГИЙ</w:t>
-      </w:r>
+      </w:pPr>
     </w:p>
     <w:p>
       <w:pPr>
@@ -73,6 +131,126 @@
         <w:rPr>
           <w:b/>
           <w:bCs/>
+          <w:sz w:val="40"/>
+          <w:szCs w:val="40"/>
+        </w:rPr>
+      </w:pPr>
+    </w:p>
+    <w:p>
+      <w:pPr>
+        <w:rPr>
+          <w:b/>
+          <w:bCs/>
+          <w:sz w:val="40"/>
+          <w:szCs w:val="40"/>
+        </w:rPr>
+      </w:pPr>
+    </w:p>
+    <w:p>
+      <w:pPr>
+        <w:rPr>
+          <w:b/>
+          <w:bCs/>
+          <w:sz w:val="40"/>
+          <w:szCs w:val="40"/>
+        </w:rPr>
+      </w:pPr>
+    </w:p>
+    <w:p>
+      <w:pPr>
+        <w:rPr>
+          <w:b/>
+          <w:bCs/>
+          <w:sz w:val="40"/>
+          <w:szCs w:val="40"/>
+        </w:rPr>
+      </w:pPr>
+    </w:p>
+    <w:p>
+      <w:pPr>
+        <w:rPr>
+          <w:b/>
+          <w:bCs/>
+          <w:sz w:val="40"/>
+          <w:szCs w:val="40"/>
+        </w:rPr>
+      </w:pPr>
+    </w:p>
+    <w:p>
+      <w:pPr>
+        <w:rPr>
+          <w:b/>
+          <w:bCs/>
+          <w:sz w:val="40"/>
+          <w:szCs w:val="40"/>
+        </w:rPr>
+      </w:pPr>
+    </w:p>
+    <w:p>
+      <w:pPr>
+        <w:rPr>
+          <w:b/>
+          <w:bCs/>
+          <w:sz w:val="40"/>
+          <w:szCs w:val="40"/>
+        </w:rPr>
+      </w:pPr>
+    </w:p>
+    <w:p>
+      <w:pPr>
+        <w:rPr>
+          <w:b/>
+          <w:bCs/>
+          <w:sz w:val="40"/>
+          <w:szCs w:val="40"/>
+        </w:rPr>
+      </w:pPr>
+    </w:p>
+    <w:p>
+      <w:pPr>
+        <w:rPr>
+          <w:b/>
+          <w:bCs/>
+          <w:sz w:val="40"/>
+          <w:szCs w:val="40"/>
+        </w:rPr>
+      </w:pPr>
+    </w:p>
+    <w:p>
+      <w:pPr>
+        <w:rPr>
+          <w:b/>
+          <w:bCs/>
+          <w:sz w:val="40"/>
+          <w:szCs w:val="40"/>
+        </w:rPr>
+      </w:pPr>
+    </w:p>
+    <w:p>
+      <w:pPr>
+        <w:rPr>
+          <w:b/>
+          <w:bCs/>
+          <w:sz w:val="40"/>
+          <w:szCs w:val="40"/>
+        </w:rPr>
+      </w:pPr>
+    </w:p>
+    <w:p>
+      <w:pPr>
+        <w:rPr>
+          <w:b/>
+          <w:bCs/>
+          <w:sz w:val="40"/>
+          <w:szCs w:val="40"/>
+        </w:rPr>
+      </w:pPr>
+    </w:p>
+    <w:p>
+      <w:pPr>
+        <w:rPr>
+          <w:b/>
+          <w:bCs/>
           <w:sz w:val="32"/>
           <w:szCs w:val="32"/>
         </w:rPr>
@@ -84,214 +262,7 @@
           <w:sz w:val="32"/>
           <w:szCs w:val="32"/>
         </w:rPr>
-        <w:t>Отч</w:t>
-      </w:r>
-      <w:r>
-        <w:rPr>
-          <w:b/>
-          <w:bCs/>
-          <w:sz w:val="32"/>
-          <w:szCs w:val="32"/>
-        </w:rPr>
-        <w:t>ё</w:t>
-      </w:r>
-      <w:r>
-        <w:rPr>
-          <w:b/>
-          <w:bCs/>
-          <w:sz w:val="32"/>
-          <w:szCs w:val="32"/>
-        </w:rPr>
-        <w:t>т о проделанной лабораторной работе:</w:t>
-      </w:r>
-    </w:p>
-    <w:p>
-      <w:pPr>
-        <w:rPr>
-          <w:b/>
-          <w:bCs/>
-          <w:sz w:val="32"/>
-          <w:szCs w:val="32"/>
-        </w:rPr>
-      </w:pPr>
-      <w:r>
-        <w:rPr>
-          <w:b/>
-          <w:bCs/>
-          <w:sz w:val="32"/>
-          <w:szCs w:val="32"/>
-        </w:rPr>
-        <w:t>«Параллельная реализация решения СЛАУ с помощью MPI»</w:t>
-      </w:r>
-    </w:p>
-    <w:p>
-      <w:pPr>
-        <w:rPr>
-          <w:b/>
-          <w:bCs/>
-          <w:sz w:val="40"/>
-          <w:szCs w:val="40"/>
-        </w:rPr>
-      </w:pPr>
-    </w:p>
-    <w:p>
-      <w:pPr>
-        <w:rPr>
-          <w:b/>
-          <w:bCs/>
-          <w:sz w:val="40"/>
-          <w:szCs w:val="40"/>
-        </w:rPr>
-      </w:pPr>
-    </w:p>
-    <w:p>
-      <w:pPr>
-        <w:rPr>
-          <w:b/>
-          <w:bCs/>
-          <w:sz w:val="40"/>
-          <w:szCs w:val="40"/>
-        </w:rPr>
-      </w:pPr>
-    </w:p>
-    <w:p>
-      <w:pPr>
-        <w:rPr>
-          <w:b/>
-          <w:bCs/>
-          <w:sz w:val="40"/>
-          <w:szCs w:val="40"/>
-        </w:rPr>
-      </w:pPr>
-    </w:p>
-    <w:p>
-      <w:pPr>
-        <w:rPr>
-          <w:b/>
-          <w:bCs/>
-          <w:sz w:val="40"/>
-          <w:szCs w:val="40"/>
-        </w:rPr>
-      </w:pPr>
-    </w:p>
-    <w:p>
-      <w:pPr>
-        <w:rPr>
-          <w:b/>
-          <w:bCs/>
-          <w:sz w:val="40"/>
-          <w:szCs w:val="40"/>
-        </w:rPr>
-      </w:pPr>
-    </w:p>
-    <w:p>
-      <w:pPr>
-        <w:rPr>
-          <w:b/>
-          <w:bCs/>
-          <w:sz w:val="40"/>
-          <w:szCs w:val="40"/>
-        </w:rPr>
-      </w:pPr>
-    </w:p>
-    <w:p>
-      <w:pPr>
-        <w:rPr>
-          <w:b/>
-          <w:bCs/>
-          <w:sz w:val="40"/>
-          <w:szCs w:val="40"/>
-        </w:rPr>
-      </w:pPr>
-    </w:p>
-    <w:p>
-      <w:pPr>
-        <w:rPr>
-          <w:b/>
-          <w:bCs/>
-          <w:sz w:val="40"/>
-          <w:szCs w:val="40"/>
-        </w:rPr>
-      </w:pPr>
-    </w:p>
-    <w:p>
-      <w:pPr>
-        <w:rPr>
-          <w:b/>
-          <w:bCs/>
-          <w:sz w:val="40"/>
-          <w:szCs w:val="40"/>
-        </w:rPr>
-      </w:pPr>
-    </w:p>
-    <w:p>
-      <w:pPr>
-        <w:rPr>
-          <w:b/>
-          <w:bCs/>
-          <w:sz w:val="40"/>
-          <w:szCs w:val="40"/>
-        </w:rPr>
-      </w:pPr>
-      <w:bookmarkStart w:id="0" w:name="_GoBack"/>
-      <w:bookmarkEnd w:id="0"/>
-    </w:p>
-    <w:p>
-      <w:pPr>
-        <w:rPr>
-          <w:b/>
-          <w:bCs/>
-          <w:sz w:val="40"/>
-          <w:szCs w:val="40"/>
-        </w:rPr>
-      </w:pPr>
-    </w:p>
-    <w:p>
-      <w:pPr>
-        <w:rPr>
-          <w:b/>
-          <w:bCs/>
-          <w:sz w:val="40"/>
-          <w:szCs w:val="40"/>
-        </w:rPr>
-      </w:pPr>
-    </w:p>
-    <w:p>
-      <w:pPr>
-        <w:rPr>
-          <w:b/>
-          <w:bCs/>
-          <w:sz w:val="40"/>
-          <w:szCs w:val="40"/>
-        </w:rPr>
-      </w:pPr>
-    </w:p>
-    <w:p>
-      <w:pPr>
-        <w:rPr>
-          <w:b/>
-          <w:bCs/>
-          <w:sz w:val="32"/>
-          <w:szCs w:val="32"/>
-        </w:rPr>
-      </w:pPr>
-      <w:r>
-        <w:rPr>
-          <w:b/>
-          <w:bCs/>
-          <w:sz w:val="32"/>
-          <w:szCs w:val="32"/>
-        </w:rPr>
-        <w:t>Студента 2 курса, группы 24205</w:t>
-      </w:r>
-      <w:r>
-        <w:rPr>
-          <w:b/>
-          <w:bCs/>
-          <w:sz w:val="32"/>
-          <w:szCs w:val="32"/>
-        </w:rPr>
-        <w:t xml:space="preserve"> Обметко Артёма Сергеевича</w:t>
+        <w:t>Студента 2 курса, группы 24205 Обметко Артёма Сергеевича</w:t>
       </w:r>
     </w:p>
     <w:p>
@@ -688,6 +659,8 @@
         <w:t>:</w:t>
       </w:r>
     </w:p>
+    <w:p/>
+    <w:p/>
     <w:p>
       <w:pPr>
         <w:rPr>
@@ -695,10 +668,14 @@
         </w:rPr>
       </w:pPr>
       <w:r>
+        <w:rPr>
+          <w:noProof/>
+          <w:lang w:val="en-US"/>
+        </w:rPr>
         <w:drawing>
-          <wp:inline distT="0" distB="0" distL="0" distR="0" wp14:anchorId="5DAE9BD7" wp14:editId="5357DAAA">
-            <wp:extent cx="6447162" cy="3352800"/>
-            <wp:effectExtent l="0" t="0" r="0" b="0"/>
+          <wp:inline distT="0" distB="0" distL="0" distR="0" wp14:anchorId="0F7E94AD" wp14:editId="277B0939">
+            <wp:extent cx="5940425" cy="3164205"/>
+            <wp:effectExtent l="0" t="0" r="3175" b="0"/>
             <wp:docPr id="1" name="Рисунок 1"/>
             <wp:cNvGraphicFramePr>
               <a:graphicFrameLocks xmlns:a="http://schemas.openxmlformats.org/drawingml/2006/main" noChangeAspect="1"/>
@@ -719,7 +696,7 @@
                   <pic:spPr>
                     <a:xfrm>
                       <a:off x="0" y="0"/>
-                      <a:ext cx="6460730" cy="3359856"/>
+                      <a:ext cx="5940425" cy="3164205"/>
                     </a:xfrm>
                     <a:prstGeom prst="rect">
                       <a:avLst/>
@@ -731,30 +708,16 @@
           </wp:inline>
         </w:drawing>
       </w:r>
-    </w:p>
-    <w:p>
-      <w:pPr>
-        <w:rPr>
+      <w:r>
+        <w:rPr>
+          <w:noProof/>
           <w:lang w:val="en-US"/>
         </w:rPr>
-      </w:pPr>
-    </w:p>
-    <w:p>
-      <w:pPr>
-        <w:rPr>
-          <w:lang w:val="en-US"/>
-        </w:rPr>
-      </w:pPr>
-      <w:r>
-        <w:rPr>
-          <w:noProof/>
-          <w:lang w:val="en-US"/>
-        </w:rPr>
         <w:drawing>
-          <wp:inline distT="0" distB="0" distL="0" distR="0" wp14:anchorId="2F72DB66" wp14:editId="27D8F4FF">
-            <wp:extent cx="6292414" cy="3314700"/>
-            <wp:effectExtent l="0" t="0" r="0" b="0"/>
-            <wp:docPr id="2" name="Рисунок 2"/>
+          <wp:inline distT="0" distB="0" distL="0" distR="0" wp14:anchorId="09CC3C4F" wp14:editId="3B2BB2E3">
+            <wp:extent cx="5940425" cy="3162935"/>
+            <wp:effectExtent l="0" t="0" r="3175" b="0"/>
+            <wp:docPr id="3" name="Рисунок 3"/>
             <wp:cNvGraphicFramePr>
               <a:graphicFrameLocks xmlns:a="http://schemas.openxmlformats.org/drawingml/2006/main" noChangeAspect="1"/>
             </wp:cNvGraphicFramePr>
@@ -774,7 +737,7 @@
                   <pic:spPr>
                     <a:xfrm>
                       <a:off x="0" y="0"/>
-                      <a:ext cx="6314160" cy="3326155"/>
+                      <a:ext cx="5940425" cy="3162935"/>
                     </a:xfrm>
                     <a:prstGeom prst="rect">
                       <a:avLst/>
@@ -800,6 +763,69 @@
           <w:lang w:val="en-US"/>
         </w:rPr>
       </w:pPr>
+      <w:r>
+        <w:rPr>
+          <w:noProof/>
+          <w:lang w:val="en-US"/>
+        </w:rPr>
+        <w:lastRenderedPageBreak/>
+        <w:drawing>
+          <wp:inline distT="0" distB="0" distL="0" distR="0" wp14:anchorId="5C0A7B38" wp14:editId="5A22B79E">
+            <wp:extent cx="5940425" cy="3164205"/>
+            <wp:effectExtent l="0" t="0" r="3175" b="0"/>
+            <wp:docPr id="4" name="Рисунок 4"/>
+            <wp:cNvGraphicFramePr>
+              <a:graphicFrameLocks xmlns:a="http://schemas.openxmlformats.org/drawingml/2006/main" noChangeAspect="1"/>
+            </wp:cNvGraphicFramePr>
+            <a:graphic xmlns:a="http://schemas.openxmlformats.org/drawingml/2006/main">
+              <a:graphicData uri="http://schemas.openxmlformats.org/drawingml/2006/picture">
+                <pic:pic xmlns:pic="http://schemas.openxmlformats.org/drawingml/2006/picture">
+                  <pic:nvPicPr>
+                    <pic:cNvPr id="1" name=""/>
+                    <pic:cNvPicPr/>
+                  </pic:nvPicPr>
+                  <pic:blipFill>
+                    <a:blip r:embed="rId6"/>
+                    <a:stretch>
+                      <a:fillRect/>
+                    </a:stretch>
+                  </pic:blipFill>
+                  <pic:spPr>
+                    <a:xfrm>
+                      <a:off x="0" y="0"/>
+                      <a:ext cx="5940425" cy="3164205"/>
+                    </a:xfrm>
+                    <a:prstGeom prst="rect">
+                      <a:avLst/>
+                    </a:prstGeom>
+                  </pic:spPr>
+                </pic:pic>
+              </a:graphicData>
+            </a:graphic>
+          </wp:inline>
+        </w:drawing>
+      </w:r>
+    </w:p>
+    <w:p>
+      <w:pPr>
+        <w:rPr>
+          <w:lang w:val="en-US"/>
+        </w:rPr>
+      </w:pPr>
+    </w:p>
+    <w:p>
+      <w:pPr>
+        <w:rPr>
+          <w:lang w:val="en-US"/>
+        </w:rPr>
+      </w:pPr>
+    </w:p>
+    <w:p>
+      <w:pPr>
+        <w:rPr>
+          <w:lang w:val="en-US"/>
+        </w:rPr>
+      </w:pPr>
     </w:p>
     <w:p>
       <w:pPr>
@@ -827,6 +853,242 @@
           <w:sz w:val="36"/>
           <w:szCs w:val="36"/>
         </w:rPr>
+        <w:t>Первый вариант программы:</w:t>
+      </w:r>
+    </w:p>
+    <w:p>
+      <w:pPr>
+        <w:rPr>
+          <w:lang w:val="en-US"/>
+        </w:rPr>
+      </w:pPr>
+      <w:r>
+        <w:rPr>
+          <w:noProof/>
+        </w:rPr>
+        <w:drawing>
+          <wp:inline distT="0" distB="0" distL="0" distR="0" wp14:anchorId="09D74AFA" wp14:editId="64B3A75C">
+            <wp:extent cx="6226022" cy="3322320"/>
+            <wp:effectExtent l="0" t="0" r="3810" b="0"/>
+            <wp:docPr id="2" name="Рисунок 2"/>
+            <wp:cNvGraphicFramePr>
+              <a:graphicFrameLocks xmlns:a="http://schemas.openxmlformats.org/drawingml/2006/main" noChangeAspect="1"/>
+            </wp:cNvGraphicFramePr>
+            <a:graphic xmlns:a="http://schemas.openxmlformats.org/drawingml/2006/main">
+              <a:graphicData uri="http://schemas.openxmlformats.org/drawingml/2006/picture">
+                <pic:pic xmlns:pic="http://schemas.openxmlformats.org/drawingml/2006/picture">
+                  <pic:nvPicPr>
+                    <pic:cNvPr id="1" name=""/>
+                    <pic:cNvPicPr/>
+                  </pic:nvPicPr>
+                  <pic:blipFill rotWithShape="1">
+                    <a:blip r:embed="rId7"/>
+                    <a:srcRect b="5131"/>
+                    <a:stretch/>
+                  </pic:blipFill>
+                  <pic:spPr bwMode="auto">
+                    <a:xfrm>
+                      <a:off x="0" y="0"/>
+                      <a:ext cx="6228550" cy="3323669"/>
+                    </a:xfrm>
+                    <a:prstGeom prst="rect">
+                      <a:avLst/>
+                    </a:prstGeom>
+                    <a:ln>
+                      <a:noFill/>
+                    </a:ln>
+                    <a:extLst>
+                      <a:ext uri="{53640926-AAD7-44D8-BBD7-CCE9431645EC}">
+                        <a14:shadowObscured xmlns:a14="http://schemas.microsoft.com/office/drawing/2010/main"/>
+                      </a:ext>
+                    </a:extLst>
+                  </pic:spPr>
+                </pic:pic>
+              </a:graphicData>
+            </a:graphic>
+          </wp:inline>
+        </w:drawing>
+      </w:r>
+    </w:p>
+    <w:p>
+      <w:pPr>
+        <w:rPr>
+          <w:lang w:val="en-US"/>
+        </w:rPr>
+      </w:pPr>
+    </w:p>
+    <w:p/>
+    <w:p/>
+    <w:p>
+      <w:pPr>
+        <w:rPr>
+          <w:sz w:val="36"/>
+          <w:szCs w:val="36"/>
+        </w:rPr>
+      </w:pPr>
+      <w:r>
+        <w:rPr>
+          <w:sz w:val="36"/>
+          <w:szCs w:val="36"/>
+        </w:rPr>
+        <w:t>Второй вариант программы:</w:t>
+      </w:r>
+    </w:p>
+    <w:p>
+      <w:pPr>
+        <w:rPr>
+          <w:lang w:val="en-US"/>
+        </w:rPr>
+      </w:pPr>
+      <w:r>
+        <w:rPr>
+          <w:noProof/>
+        </w:rPr>
+        <w:drawing>
+          <wp:inline distT="0" distB="0" distL="0" distR="0" wp14:anchorId="7F6ED7F4" wp14:editId="705374CE">
+            <wp:extent cx="6294120" cy="3342511"/>
+            <wp:effectExtent l="0" t="0" r="0" b="0"/>
+            <wp:docPr id="6" name="Рисунок 6"/>
+            <wp:cNvGraphicFramePr>
+              <a:graphicFrameLocks xmlns:a="http://schemas.openxmlformats.org/drawingml/2006/main" noChangeAspect="1"/>
+            </wp:cNvGraphicFramePr>
+            <a:graphic xmlns:a="http://schemas.openxmlformats.org/drawingml/2006/main">
+              <a:graphicData uri="http://schemas.openxmlformats.org/drawingml/2006/picture">
+                <pic:pic xmlns:pic="http://schemas.openxmlformats.org/drawingml/2006/picture">
+                  <pic:nvPicPr>
+                    <pic:cNvPr id="1" name=""/>
+                    <pic:cNvPicPr/>
+                  </pic:nvPicPr>
+                  <pic:blipFill rotWithShape="1">
+                    <a:blip r:embed="rId8"/>
+                    <a:srcRect b="5587"/>
+                    <a:stretch/>
+                  </pic:blipFill>
+                  <pic:spPr bwMode="auto">
+                    <a:xfrm>
+                      <a:off x="0" y="0"/>
+                      <a:ext cx="6298115" cy="3344632"/>
+                    </a:xfrm>
+                    <a:prstGeom prst="rect">
+                      <a:avLst/>
+                    </a:prstGeom>
+                    <a:ln>
+                      <a:noFill/>
+                    </a:ln>
+                    <a:extLst>
+                      <a:ext uri="{53640926-AAD7-44D8-BBD7-CCE9431645EC}">
+                        <a14:shadowObscured xmlns:a14="http://schemas.microsoft.com/office/drawing/2010/main"/>
+                      </a:ext>
+                    </a:extLst>
+                  </pic:spPr>
+                </pic:pic>
+              </a:graphicData>
+            </a:graphic>
+          </wp:inline>
+        </w:drawing>
+      </w:r>
+      <w:r>
+        <w:rPr>
+          <w:noProof/>
+        </w:rPr>
+        <w:drawing>
+          <wp:inline distT="0" distB="0" distL="0" distR="0" wp14:anchorId="5511EAA6" wp14:editId="503A53A6">
+            <wp:extent cx="6283968" cy="3345180"/>
+            <wp:effectExtent l="0" t="0" r="2540" b="7620"/>
+            <wp:docPr id="5" name="Рисунок 5"/>
+            <wp:cNvGraphicFramePr>
+              <a:graphicFrameLocks xmlns:a="http://schemas.openxmlformats.org/drawingml/2006/main" noChangeAspect="1"/>
+            </wp:cNvGraphicFramePr>
+            <a:graphic xmlns:a="http://schemas.openxmlformats.org/drawingml/2006/main">
+              <a:graphicData uri="http://schemas.openxmlformats.org/drawingml/2006/picture">
+                <pic:pic xmlns:pic="http://schemas.openxmlformats.org/drawingml/2006/picture">
+                  <pic:nvPicPr>
+                    <pic:cNvPr id="1" name=""/>
+                    <pic:cNvPicPr/>
+                  </pic:nvPicPr>
+                  <pic:blipFill rotWithShape="1">
+                    <a:blip r:embed="rId9"/>
+                    <a:srcRect b="5359"/>
+                    <a:stretch/>
+                  </pic:blipFill>
+                  <pic:spPr bwMode="auto">
+                    <a:xfrm>
+                      <a:off x="0" y="0"/>
+                      <a:ext cx="6286555" cy="3346557"/>
+                    </a:xfrm>
+                    <a:prstGeom prst="rect">
+                      <a:avLst/>
+                    </a:prstGeom>
+                    <a:ln>
+                      <a:noFill/>
+                    </a:ln>
+                    <a:extLst>
+                      <a:ext uri="{53640926-AAD7-44D8-BBD7-CCE9431645EC}">
+                        <a14:shadowObscured xmlns:a14="http://schemas.microsoft.com/office/drawing/2010/main"/>
+                      </a:ext>
+                    </a:extLst>
+                  </pic:spPr>
+                </pic:pic>
+              </a:graphicData>
+            </a:graphic>
+          </wp:inline>
+        </w:drawing>
+      </w:r>
+    </w:p>
+    <w:p>
+      <w:pPr>
+        <w:rPr>
+          <w:lang w:val="en-US"/>
+        </w:rPr>
+      </w:pPr>
+    </w:p>
+    <w:p>
+      <w:pPr>
+        <w:rPr>
+          <w:lang w:val="en-US"/>
+        </w:rPr>
+      </w:pPr>
+    </w:p>
+    <w:p>
+      <w:pPr>
+        <w:rPr>
+          <w:lang w:val="en-US"/>
+        </w:rPr>
+      </w:pPr>
+    </w:p>
+    <w:p>
+      <w:pPr>
+        <w:rPr>
+          <w:lang w:val="en-US"/>
+        </w:rPr>
+      </w:pPr>
+    </w:p>
+    <w:p>
+      <w:pPr>
+        <w:rPr>
+          <w:lang w:val="en-US"/>
+        </w:rPr>
+      </w:pPr>
+    </w:p>
+    <w:p>
+      <w:pPr>
+        <w:rPr>
+          <w:lang w:val="en-US"/>
+        </w:rPr>
+      </w:pPr>
+    </w:p>
+    <w:p>
+      <w:pPr>
+        <w:rPr>
+          <w:sz w:val="36"/>
+          <w:szCs w:val="36"/>
+        </w:rPr>
+      </w:pPr>
+      <w:r>
+        <w:rPr>
+          <w:sz w:val="36"/>
+          <w:szCs w:val="36"/>
+        </w:rPr>
         <w:lastRenderedPageBreak/>
         <w:t>Ссылки:</w:t>
       </w:r>
@@ -860,7 +1122,7 @@
         </w:rPr>
         <w:t xml:space="preserve"> </w:t>
       </w:r>
-      <w:hyperlink r:id="rId6" w:history="1">
+      <w:hyperlink r:id="rId10" w:history="1">
         <w:r>
           <w:rPr>
             <w:rStyle w:val="a4"/>
@@ -1027,6 +1289,15 @@
       </w:hyperlink>
     </w:p>
     <w:p/>
+    <w:p>
+      <w:pPr>
+        <w:rPr>
+          <w:lang w:val="en-US"/>
+        </w:rPr>
+      </w:pPr>
+      <w:bookmarkStart w:id="0" w:name="_GoBack"/>
+      <w:bookmarkEnd w:id="0"/>
+    </w:p>
     <w:sectPr>
       <w:pgSz w:w="11906" w:h="16838"/>
       <w:pgMar w:top="1134" w:right="850" w:bottom="1134" w:left="1701" w:header="708" w:footer="708" w:gutter="0"/>
@@ -1439,6 +1710,7 @@
   <w:style w:type="character" w:default="1" w:styleId="a0">
     <w:name w:val="Default Paragraph Font"/>
     <w:uiPriority w:val="1"/>
+    <w:semiHidden/>
     <w:unhideWhenUsed/>
   </w:style>
   <w:style w:type="table" w:default="1" w:styleId="a1">

--- a/lab-1/lab-1.docx
+++ b/lab-1/lab-1.docx
@@ -593,38 +593,26 @@
       <w:pPr>
         <w:rPr>
           <w:noProof/>
-        </w:rPr>
-      </w:pPr>
-    </w:p>
-    <w:p>
-      <w:pPr>
-        <w:rPr>
-          <w:noProof/>
-        </w:rPr>
-      </w:pPr>
-    </w:p>
-    <w:p>
-      <w:pPr>
-        <w:rPr>
-          <w:noProof/>
-        </w:rPr>
-      </w:pPr>
-    </w:p>
-    <w:p>
-      <w:pPr>
+          <w:sz w:val="36"/>
+          <w:szCs w:val="36"/>
+        </w:rPr>
+      </w:pPr>
+      <w:r>
         <w:rPr>
           <w:noProof/>
           <w:sz w:val="36"/>
           <w:szCs w:val="36"/>
         </w:rPr>
-      </w:pPr>
+        <w:lastRenderedPageBreak/>
+        <w:t xml:space="preserve">Ниже приведены </w:t>
+      </w:r>
       <w:r>
         <w:rPr>
           <w:noProof/>
           <w:sz w:val="36"/>
           <w:szCs w:val="36"/>
         </w:rPr>
-        <w:t xml:space="preserve">Ниже приведены </w:t>
+        <w:t>графики</w:t>
       </w:r>
       <w:r>
         <w:rPr>
@@ -632,7 +620,7 @@
           <w:sz w:val="36"/>
           <w:szCs w:val="36"/>
         </w:rPr>
-        <w:t>графики</w:t>
+        <w:t xml:space="preserve">, </w:t>
       </w:r>
       <w:r>
         <w:rPr>
@@ -640,7 +628,7 @@
           <w:sz w:val="36"/>
           <w:szCs w:val="36"/>
         </w:rPr>
-        <w:t xml:space="preserve">, </w:t>
+        <w:t>получившиеся в результате работы программы</w:t>
       </w:r>
       <w:r>
         <w:rPr>
@@ -648,14 +636,6 @@
           <w:sz w:val="36"/>
           <w:szCs w:val="36"/>
         </w:rPr>
-        <w:t>получившиеся в результате работы программы</w:t>
-      </w:r>
-      <w:r>
-        <w:rPr>
-          <w:noProof/>
-          <w:sz w:val="36"/>
-          <w:szCs w:val="36"/>
-        </w:rPr>
         <w:t>:</w:t>
       </w:r>
     </w:p>
@@ -669,13 +649,12 @@
       </w:pPr>
       <w:r>
         <w:rPr>
-          <w:noProof/>
           <w:lang w:val="en-US"/>
         </w:rPr>
         <w:drawing>
-          <wp:inline distT="0" distB="0" distL="0" distR="0" wp14:anchorId="0F7E94AD" wp14:editId="277B0939">
-            <wp:extent cx="5940425" cy="3164205"/>
-            <wp:effectExtent l="0" t="0" r="3175" b="0"/>
+          <wp:inline distT="0" distB="0" distL="0" distR="0" wp14:anchorId="65C2B427" wp14:editId="14A0D65C">
+            <wp:extent cx="5940425" cy="3118485"/>
+            <wp:effectExtent l="0" t="0" r="3175" b="5715"/>
             <wp:docPr id="1" name="Рисунок 1"/>
             <wp:cNvGraphicFramePr>
               <a:graphicFrameLocks xmlns:a="http://schemas.openxmlformats.org/drawingml/2006/main" noChangeAspect="1"/>
@@ -696,7 +675,7 @@
                   <pic:spPr>
                     <a:xfrm>
                       <a:off x="0" y="0"/>
-                      <a:ext cx="5940425" cy="3164205"/>
+                      <a:ext cx="5940425" cy="3118485"/>
                     </a:xfrm>
                     <a:prstGeom prst="rect">
                       <a:avLst/>
@@ -708,16 +687,43 @@
           </wp:inline>
         </w:drawing>
       </w:r>
-      <w:r>
-        <w:rPr>
-          <w:noProof/>
+    </w:p>
+    <w:p>
+      <w:pPr>
+        <w:rPr>
+          <w:lang w:val="en-US"/>
+        </w:rPr>
+      </w:pPr>
+    </w:p>
+    <w:p>
+      <w:pPr>
+        <w:rPr>
+          <w:lang w:val="en-US"/>
+        </w:rPr>
+      </w:pPr>
+    </w:p>
+    <w:p>
+      <w:pPr>
+        <w:rPr>
+          <w:lang w:val="en-US"/>
+        </w:rPr>
+      </w:pPr>
+    </w:p>
+    <w:p>
+      <w:pPr>
+        <w:rPr>
+          <w:lang w:val="en-US"/>
+        </w:rPr>
+      </w:pPr>
+      <w:r>
+        <w:rPr>
           <w:lang w:val="en-US"/>
         </w:rPr>
         <w:drawing>
-          <wp:inline distT="0" distB="0" distL="0" distR="0" wp14:anchorId="09CC3C4F" wp14:editId="3B2BB2E3">
-            <wp:extent cx="5940425" cy="3162935"/>
-            <wp:effectExtent l="0" t="0" r="3175" b="0"/>
-            <wp:docPr id="3" name="Рисунок 3"/>
+          <wp:inline distT="0" distB="0" distL="0" distR="0" wp14:anchorId="110A991F" wp14:editId="1CA6961A">
+            <wp:extent cx="5940425" cy="3116580"/>
+            <wp:effectExtent l="0" t="0" r="3175" b="7620"/>
+            <wp:docPr id="7" name="Рисунок 7"/>
             <wp:cNvGraphicFramePr>
               <a:graphicFrameLocks xmlns:a="http://schemas.openxmlformats.org/drawingml/2006/main" noChangeAspect="1"/>
             </wp:cNvGraphicFramePr>
@@ -737,7 +743,7 @@
                   <pic:spPr>
                     <a:xfrm>
                       <a:off x="0" y="0"/>
-                      <a:ext cx="5940425" cy="3162935"/>
+                      <a:ext cx="5940425" cy="3116580"/>
                     </a:xfrm>
                     <a:prstGeom prst="rect">
                       <a:avLst/>
@@ -765,15 +771,14 @@
       </w:pPr>
       <w:r>
         <w:rPr>
-          <w:noProof/>
           <w:lang w:val="en-US"/>
         </w:rPr>
         <w:lastRenderedPageBreak/>
         <w:drawing>
-          <wp:inline distT="0" distB="0" distL="0" distR="0" wp14:anchorId="5C0A7B38" wp14:editId="5A22B79E">
-            <wp:extent cx="5940425" cy="3164205"/>
-            <wp:effectExtent l="0" t="0" r="3175" b="0"/>
-            <wp:docPr id="4" name="Рисунок 4"/>
+          <wp:inline distT="0" distB="0" distL="0" distR="0" wp14:anchorId="27B4BFBC" wp14:editId="7E2BD787">
+            <wp:extent cx="5940425" cy="3115945"/>
+            <wp:effectExtent l="0" t="0" r="3175" b="8255"/>
+            <wp:docPr id="8" name="Рисунок 8"/>
             <wp:cNvGraphicFramePr>
               <a:graphicFrameLocks xmlns:a="http://schemas.openxmlformats.org/drawingml/2006/main" noChangeAspect="1"/>
             </wp:cNvGraphicFramePr>
@@ -793,7 +798,7 @@
                   <pic:spPr>
                     <a:xfrm>
                       <a:off x="0" y="0"/>
-                      <a:ext cx="5940425" cy="3164205"/>
+                      <a:ext cx="5940425" cy="3115945"/>
                     </a:xfrm>
                     <a:prstGeom prst="rect">
                       <a:avLst/>
@@ -805,27 +810,6 @@
           </wp:inline>
         </w:drawing>
       </w:r>
-    </w:p>
-    <w:p>
-      <w:pPr>
-        <w:rPr>
-          <w:lang w:val="en-US"/>
-        </w:rPr>
-      </w:pPr>
-    </w:p>
-    <w:p>
-      <w:pPr>
-        <w:rPr>
-          <w:lang w:val="en-US"/>
-        </w:rPr>
-      </w:pPr>
-    </w:p>
-    <w:p>
-      <w:pPr>
-        <w:rPr>
-          <w:lang w:val="en-US"/>
-        </w:rPr>
-      </w:pPr>
     </w:p>
     <w:p>
       <w:pPr>
@@ -919,6 +903,8 @@
     </w:p>
     <w:p/>
     <w:p/>
+    <w:p/>
+    <w:p/>
     <w:p>
       <w:pPr>
         <w:rPr>
@@ -931,6 +917,7 @@
           <w:sz w:val="36"/>
           <w:szCs w:val="36"/>
         </w:rPr>
+        <w:lastRenderedPageBreak/>
         <w:t>Второй вариант программы:</w:t>
       </w:r>
     </w:p>
@@ -942,13 +929,13 @@
       </w:pPr>
       <w:r>
         <w:rPr>
-          <w:noProof/>
+          <w:lang w:val="en-US"/>
         </w:rPr>
         <w:drawing>
-          <wp:inline distT="0" distB="0" distL="0" distR="0" wp14:anchorId="7F6ED7F4" wp14:editId="705374CE">
-            <wp:extent cx="6294120" cy="3342511"/>
-            <wp:effectExtent l="0" t="0" r="0" b="0"/>
-            <wp:docPr id="6" name="Рисунок 6"/>
+          <wp:inline distT="0" distB="0" distL="0" distR="0" wp14:anchorId="184F4994" wp14:editId="37B89923">
+            <wp:extent cx="6342515" cy="2834640"/>
+            <wp:effectExtent l="0" t="0" r="1270" b="3810"/>
+            <wp:docPr id="9" name="Рисунок 9"/>
             <wp:cNvGraphicFramePr>
               <a:graphicFrameLocks xmlns:a="http://schemas.openxmlformats.org/drawingml/2006/main" noChangeAspect="1"/>
             </wp:cNvGraphicFramePr>
@@ -959,27 +946,20 @@
                     <pic:cNvPr id="1" name=""/>
                     <pic:cNvPicPr/>
                   </pic:nvPicPr>
-                  <pic:blipFill rotWithShape="1">
+                  <pic:blipFill>
                     <a:blip r:embed="rId8"/>
-                    <a:srcRect b="5587"/>
-                    <a:stretch/>
+                    <a:stretch>
+                      <a:fillRect/>
+                    </a:stretch>
                   </pic:blipFill>
-                  <pic:spPr bwMode="auto">
+                  <pic:spPr>
                     <a:xfrm>
                       <a:off x="0" y="0"/>
-                      <a:ext cx="6298115" cy="3344632"/>
+                      <a:ext cx="6348630" cy="2837373"/>
                     </a:xfrm>
                     <a:prstGeom prst="rect">
                       <a:avLst/>
                     </a:prstGeom>
-                    <a:ln>
-                      <a:noFill/>
-                    </a:ln>
-                    <a:extLst>
-                      <a:ext uri="{53640926-AAD7-44D8-BBD7-CCE9431645EC}">
-                        <a14:shadowObscured xmlns:a14="http://schemas.microsoft.com/office/drawing/2010/main"/>
-                      </a:ext>
-                    </a:extLst>
                   </pic:spPr>
                 </pic:pic>
               </a:graphicData>
@@ -987,15 +967,45 @@
           </wp:inline>
         </w:drawing>
       </w:r>
-      <w:r>
-        <w:rPr>
-          <w:noProof/>
+    </w:p>
+    <w:p>
+      <w:pPr>
+        <w:rPr>
+          <w:sz w:val="36"/>
+          <w:szCs w:val="36"/>
+        </w:rPr>
+      </w:pPr>
+    </w:p>
+    <w:p>
+      <w:pPr>
+        <w:rPr>
+          <w:sz w:val="36"/>
+          <w:szCs w:val="36"/>
+        </w:rPr>
+      </w:pPr>
+      <w:r>
+        <w:rPr>
+          <w:sz w:val="36"/>
+          <w:szCs w:val="36"/>
+        </w:rPr>
+        <w:t>Один участок в приближении:</w:t>
+      </w:r>
+    </w:p>
+    <w:p>
+      <w:pPr>
+        <w:rPr>
+          <w:lang w:val="en-US"/>
+        </w:rPr>
+      </w:pPr>
+      <w:r>
+        <w:rPr>
+          <w:lang w:val="en-US"/>
         </w:rPr>
         <w:drawing>
-          <wp:inline distT="0" distB="0" distL="0" distR="0" wp14:anchorId="5511EAA6" wp14:editId="503A53A6">
-            <wp:extent cx="6283968" cy="3345180"/>
-            <wp:effectExtent l="0" t="0" r="2540" b="7620"/>
-            <wp:docPr id="5" name="Рисунок 5"/>
+          <wp:inline distT="0" distB="0" distL="0" distR="0" wp14:anchorId="2B64A411" wp14:editId="59114E12">
+            <wp:extent cx="6416854" cy="2865120"/>
+            <wp:effectExtent l="0" t="0" r="3175" b="0"/>
+            <wp:docPr id="10" name="Рисунок 10"/>
             <wp:cNvGraphicFramePr>
               <a:graphicFrameLocks xmlns:a="http://schemas.openxmlformats.org/drawingml/2006/main" noChangeAspect="1"/>
             </wp:cNvGraphicFramePr>
@@ -1006,27 +1016,20 @@
                     <pic:cNvPr id="1" name=""/>
                     <pic:cNvPicPr/>
                   </pic:nvPicPr>
-                  <pic:blipFill rotWithShape="1">
+                  <pic:blipFill>
                     <a:blip r:embed="rId9"/>
-                    <a:srcRect b="5359"/>
-                    <a:stretch/>
+                    <a:stretch>
+                      <a:fillRect/>
+                    </a:stretch>
                   </pic:blipFill>
-                  <pic:spPr bwMode="auto">
+                  <pic:spPr>
                     <a:xfrm>
                       <a:off x="0" y="0"/>
-                      <a:ext cx="6286555" cy="3346557"/>
+                      <a:ext cx="6424361" cy="2868472"/>
                     </a:xfrm>
                     <a:prstGeom prst="rect">
                       <a:avLst/>
                     </a:prstGeom>
-                    <a:ln>
-                      <a:noFill/>
-                    </a:ln>
-                    <a:extLst>
-                      <a:ext uri="{53640926-AAD7-44D8-BBD7-CCE9431645EC}">
-                        <a14:shadowObscured xmlns:a14="http://schemas.microsoft.com/office/drawing/2010/main"/>
-                      </a:ext>
-                    </a:extLst>
                   </pic:spPr>
                 </pic:pic>
               </a:graphicData>
@@ -1076,6 +1079,15 @@
           <w:lang w:val="en-US"/>
         </w:rPr>
       </w:pPr>
+    </w:p>
+    <w:p>
+      <w:pPr>
+        <w:rPr>
+          <w:lang w:val="en-US"/>
+        </w:rPr>
+      </w:pPr>
+      <w:bookmarkStart w:id="0" w:name="_GoBack"/>
+      <w:bookmarkEnd w:id="0"/>
     </w:p>
     <w:p>
       <w:pPr>
@@ -1289,15 +1301,7 @@
       </w:hyperlink>
     </w:p>
     <w:p/>
-    <w:p>
-      <w:pPr>
-        <w:rPr>
-          <w:lang w:val="en-US"/>
-        </w:rPr>
-      </w:pPr>
-      <w:bookmarkStart w:id="0" w:name="_GoBack"/>
-      <w:bookmarkEnd w:id="0"/>
-    </w:p>
+    <w:p/>
     <w:sectPr>
       <w:pgSz w:w="11906" w:h="16838"/>
       <w:pgMar w:top="1134" w:right="850" w:bottom="1134" w:left="1701" w:header="708" w:footer="708" w:gutter="0"/>

--- a/lab-1/lab-1.docx
+++ b/lab-1/lab-1.docx
@@ -281,27 +281,7 @@
           <w:sz w:val="32"/>
           <w:szCs w:val="32"/>
         </w:rPr>
-        <w:t xml:space="preserve">Преподаватель: </w:t>
-      </w:r>
-      <w:proofErr w:type="spellStart"/>
-      <w:r>
-        <w:rPr>
-          <w:b/>
-          <w:bCs/>
-          <w:sz w:val="32"/>
-          <w:szCs w:val="32"/>
-        </w:rPr>
-        <w:t>Мичуров</w:t>
-      </w:r>
-      <w:proofErr w:type="spellEnd"/>
-      <w:r>
-        <w:rPr>
-          <w:b/>
-          <w:bCs/>
-          <w:sz w:val="32"/>
-          <w:szCs w:val="32"/>
-        </w:rPr>
-        <w:t xml:space="preserve"> Михаил Антонович</w:t>
+        <w:t>Преподаватель: Мичуров Михаил Антонович</w:t>
       </w:r>
     </w:p>
     <w:p>
@@ -361,9 +341,56 @@
           <w:szCs w:val="38"/>
           <w:lang w:eastAsia="ru-RU"/>
         </w:rPr>
-        <w:t>Целью данной работы является изучение методов параллельного программирования с использованием библиотеки MPI (</w:t>
-      </w:r>
-      <w:proofErr w:type="spellStart"/>
+        <w:t>Целью данной работы является изучение методов параллельного программирования с использованием библиотеки MPI (Message Passing Interface) для решения систем линейных алгебраических уравнений (СЛАУ) итерационными методами.</w:t>
+      </w:r>
+    </w:p>
+    <w:p>
+      <w:pPr>
+        <w:spacing w:after="0" w:line="240" w:lineRule="auto"/>
+        <w:rPr>
+          <w:rFonts w:ascii="Times New Roman" w:eastAsia="Times New Roman" w:hAnsi="Times New Roman" w:cs="Times New Roman"/>
+          <w:sz w:val="24"/>
+          <w:szCs w:val="24"/>
+          <w:lang w:eastAsia="ru-RU"/>
+        </w:rPr>
+      </w:pPr>
+    </w:p>
+    <w:p>
+      <w:pPr>
+        <w:spacing w:after="0" w:line="240" w:lineRule="auto"/>
+        <w:rPr>
+          <w:rFonts w:ascii="Arial" w:eastAsia="Times New Roman" w:hAnsi="Arial" w:cs="Arial"/>
+          <w:b/>
+          <w:bCs/>
+          <w:color w:val="000000"/>
+          <w:sz w:val="38"/>
+          <w:szCs w:val="38"/>
+          <w:lang w:eastAsia="ru-RU"/>
+        </w:rPr>
+      </w:pPr>
+      <w:r>
+        <w:rPr>
+          <w:rFonts w:ascii="Arial" w:eastAsia="Times New Roman" w:hAnsi="Arial" w:cs="Arial"/>
+          <w:b/>
+          <w:bCs/>
+          <w:color w:val="000000"/>
+          <w:sz w:val="38"/>
+          <w:szCs w:val="38"/>
+          <w:lang w:eastAsia="ru-RU"/>
+        </w:rPr>
+        <w:t>Задачи:</w:t>
+      </w:r>
+    </w:p>
+    <w:p>
+      <w:pPr>
+        <w:spacing w:after="0" w:line="240" w:lineRule="auto"/>
+        <w:rPr>
+          <w:rFonts w:ascii="Times New Roman" w:eastAsia="Times New Roman" w:hAnsi="Times New Roman" w:cs="Times New Roman"/>
+          <w:sz w:val="24"/>
+          <w:szCs w:val="24"/>
+          <w:lang w:eastAsia="ru-RU"/>
+        </w:rPr>
+      </w:pPr>
       <w:r>
         <w:rPr>
           <w:rFonts w:ascii="Arial" w:eastAsia="Times New Roman" w:hAnsi="Arial" w:cs="Arial"/>
@@ -372,119 +399,6 @@
           <w:szCs w:val="38"/>
           <w:lang w:eastAsia="ru-RU"/>
         </w:rPr>
-        <w:t>Message</w:t>
-      </w:r>
-      <w:proofErr w:type="spellEnd"/>
-      <w:r>
-        <w:rPr>
-          <w:rFonts w:ascii="Arial" w:eastAsia="Times New Roman" w:hAnsi="Arial" w:cs="Arial"/>
-          <w:color w:val="000000"/>
-          <w:sz w:val="38"/>
-          <w:szCs w:val="38"/>
-          <w:lang w:eastAsia="ru-RU"/>
-        </w:rPr>
-        <w:t xml:space="preserve"> </w:t>
-      </w:r>
-      <w:proofErr w:type="spellStart"/>
-      <w:r>
-        <w:rPr>
-          <w:rFonts w:ascii="Arial" w:eastAsia="Times New Roman" w:hAnsi="Arial" w:cs="Arial"/>
-          <w:color w:val="000000"/>
-          <w:sz w:val="38"/>
-          <w:szCs w:val="38"/>
-          <w:lang w:eastAsia="ru-RU"/>
-        </w:rPr>
-        <w:t>Passing</w:t>
-      </w:r>
-      <w:proofErr w:type="spellEnd"/>
-      <w:r>
-        <w:rPr>
-          <w:rFonts w:ascii="Arial" w:eastAsia="Times New Roman" w:hAnsi="Arial" w:cs="Arial"/>
-          <w:color w:val="000000"/>
-          <w:sz w:val="38"/>
-          <w:szCs w:val="38"/>
-          <w:lang w:eastAsia="ru-RU"/>
-        </w:rPr>
-        <w:t xml:space="preserve"> </w:t>
-      </w:r>
-      <w:proofErr w:type="spellStart"/>
-      <w:r>
-        <w:rPr>
-          <w:rFonts w:ascii="Arial" w:eastAsia="Times New Roman" w:hAnsi="Arial" w:cs="Arial"/>
-          <w:color w:val="000000"/>
-          <w:sz w:val="38"/>
-          <w:szCs w:val="38"/>
-          <w:lang w:eastAsia="ru-RU"/>
-        </w:rPr>
-        <w:t>Interface</w:t>
-      </w:r>
-      <w:proofErr w:type="spellEnd"/>
-      <w:r>
-        <w:rPr>
-          <w:rFonts w:ascii="Arial" w:eastAsia="Times New Roman" w:hAnsi="Arial" w:cs="Arial"/>
-          <w:color w:val="000000"/>
-          <w:sz w:val="38"/>
-          <w:szCs w:val="38"/>
-          <w:lang w:eastAsia="ru-RU"/>
-        </w:rPr>
-        <w:t>) для решения систем линейных алгебраических уравнений (СЛАУ) итерационными методами.</w:t>
-      </w:r>
-    </w:p>
-    <w:p>
-      <w:pPr>
-        <w:spacing w:after="0" w:line="240" w:lineRule="auto"/>
-        <w:rPr>
-          <w:rFonts w:ascii="Times New Roman" w:eastAsia="Times New Roman" w:hAnsi="Times New Roman" w:cs="Times New Roman"/>
-          <w:sz w:val="24"/>
-          <w:szCs w:val="24"/>
-          <w:lang w:eastAsia="ru-RU"/>
-        </w:rPr>
-      </w:pPr>
-    </w:p>
-    <w:p>
-      <w:pPr>
-        <w:spacing w:after="0" w:line="240" w:lineRule="auto"/>
-        <w:rPr>
-          <w:rFonts w:ascii="Arial" w:eastAsia="Times New Roman" w:hAnsi="Arial" w:cs="Arial"/>
-          <w:b/>
-          <w:bCs/>
-          <w:color w:val="000000"/>
-          <w:sz w:val="38"/>
-          <w:szCs w:val="38"/>
-          <w:lang w:eastAsia="ru-RU"/>
-        </w:rPr>
-      </w:pPr>
-      <w:r>
-        <w:rPr>
-          <w:rFonts w:ascii="Arial" w:eastAsia="Times New Roman" w:hAnsi="Arial" w:cs="Arial"/>
-          <w:b/>
-          <w:bCs/>
-          <w:color w:val="000000"/>
-          <w:sz w:val="38"/>
-          <w:szCs w:val="38"/>
-          <w:lang w:eastAsia="ru-RU"/>
-        </w:rPr>
-        <w:t>Задачи:</w:t>
-      </w:r>
-    </w:p>
-    <w:p>
-      <w:pPr>
-        <w:spacing w:after="0" w:line="240" w:lineRule="auto"/>
-        <w:rPr>
-          <w:rFonts w:ascii="Times New Roman" w:eastAsia="Times New Roman" w:hAnsi="Times New Roman" w:cs="Times New Roman"/>
-          <w:sz w:val="24"/>
-          <w:szCs w:val="24"/>
-          <w:lang w:eastAsia="ru-RU"/>
-        </w:rPr>
-      </w:pPr>
-      <w:r>
-        <w:rPr>
-          <w:rFonts w:ascii="Arial" w:eastAsia="Times New Roman" w:hAnsi="Arial" w:cs="Arial"/>
-          <w:color w:val="000000"/>
-          <w:sz w:val="38"/>
-          <w:szCs w:val="38"/>
-          <w:lang w:eastAsia="ru-RU"/>
-        </w:rPr>
         <w:t>В ходе работы необходимо разработать параллельную программу на языке C/C++, реализующую один из итерационных методов (согласно варианту задания), провести анализ эффективности распараллеливания двух подходов к хранению данных (дублирование векторов и распределение векторов), а также выполнить профилирование программы для выявления узких мест.</w:t>
       </w:r>
     </w:p>
@@ -642,19 +556,11 @@
     <w:p/>
     <w:p/>
     <w:p>
-      <w:pPr>
-        <w:rPr>
-          <w:lang w:val="en-US"/>
-        </w:rPr>
-      </w:pPr>
-      <w:r>
-        <w:rPr>
-          <w:lang w:val="en-US"/>
-        </w:rPr>
+      <w:r>
         <w:drawing>
-          <wp:inline distT="0" distB="0" distL="0" distR="0" wp14:anchorId="65C2B427" wp14:editId="14A0D65C">
-            <wp:extent cx="5940425" cy="3118485"/>
-            <wp:effectExtent l="0" t="0" r="3175" b="5715"/>
+          <wp:inline distT="0" distB="0" distL="0" distR="0" wp14:anchorId="24DB64EF" wp14:editId="679AA6D6">
+            <wp:extent cx="5940425" cy="3083560"/>
+            <wp:effectExtent l="0" t="0" r="3175" b="2540"/>
             <wp:docPr id="1" name="Рисунок 1"/>
             <wp:cNvGraphicFramePr>
               <a:graphicFrameLocks xmlns:a="http://schemas.openxmlformats.org/drawingml/2006/main" noChangeAspect="1"/>
@@ -675,7 +581,7 @@
                   <pic:spPr>
                     <a:xfrm>
                       <a:off x="0" y="0"/>
-                      <a:ext cx="5940425" cy="3118485"/>
+                      <a:ext cx="5940425" cy="3083560"/>
                     </a:xfrm>
                     <a:prstGeom prst="rect">
                       <a:avLst/>
@@ -688,42 +594,24 @@
         </w:drawing>
       </w:r>
     </w:p>
+    <w:p/>
+    <w:p/>
+    <w:p/>
     <w:p>
       <w:pPr>
         <w:rPr>
           <w:lang w:val="en-US"/>
         </w:rPr>
       </w:pPr>
-    </w:p>
-    <w:p>
-      <w:pPr>
+      <w:r>
         <w:rPr>
           <w:lang w:val="en-US"/>
         </w:rPr>
-      </w:pPr>
-    </w:p>
-    <w:p>
-      <w:pPr>
-        <w:rPr>
-          <w:lang w:val="en-US"/>
-        </w:rPr>
-      </w:pPr>
-    </w:p>
-    <w:p>
-      <w:pPr>
-        <w:rPr>
-          <w:lang w:val="en-US"/>
-        </w:rPr>
-      </w:pPr>
-      <w:r>
-        <w:rPr>
-          <w:lang w:val="en-US"/>
-        </w:rPr>
         <w:drawing>
-          <wp:inline distT="0" distB="0" distL="0" distR="0" wp14:anchorId="110A991F" wp14:editId="1CA6961A">
-            <wp:extent cx="5940425" cy="3116580"/>
-            <wp:effectExtent l="0" t="0" r="3175" b="7620"/>
-            <wp:docPr id="7" name="Рисунок 7"/>
+          <wp:inline distT="0" distB="0" distL="0" distR="0" wp14:anchorId="4A557527" wp14:editId="5CDFF822">
+            <wp:extent cx="5940425" cy="3092450"/>
+            <wp:effectExtent l="0" t="0" r="3175" b="0"/>
+            <wp:docPr id="4" name="Рисунок 4"/>
             <wp:cNvGraphicFramePr>
               <a:graphicFrameLocks xmlns:a="http://schemas.openxmlformats.org/drawingml/2006/main" noChangeAspect="1"/>
             </wp:cNvGraphicFramePr>
@@ -743,7 +631,7 @@
                   <pic:spPr>
                     <a:xfrm>
                       <a:off x="0" y="0"/>
-                      <a:ext cx="5940425" cy="3116580"/>
+                      <a:ext cx="5940425" cy="3092450"/>
                     </a:xfrm>
                     <a:prstGeom prst="rect">
                       <a:avLst/>
@@ -755,6 +643,8 @@
           </wp:inline>
         </w:drawing>
       </w:r>
+      <w:bookmarkStart w:id="0" w:name="_GoBack"/>
+      <w:bookmarkEnd w:id="0"/>
     </w:p>
     <w:p>
       <w:pPr>
@@ -775,10 +665,10 @@
         </w:rPr>
         <w:lastRenderedPageBreak/>
         <w:drawing>
-          <wp:inline distT="0" distB="0" distL="0" distR="0" wp14:anchorId="27B4BFBC" wp14:editId="7E2BD787">
-            <wp:extent cx="5940425" cy="3115945"/>
-            <wp:effectExtent l="0" t="0" r="3175" b="8255"/>
-            <wp:docPr id="8" name="Рисунок 8"/>
+          <wp:inline distT="0" distB="0" distL="0" distR="0" wp14:anchorId="01B98C9D" wp14:editId="05E883B4">
+            <wp:extent cx="5940425" cy="3145155"/>
+            <wp:effectExtent l="0" t="0" r="3175" b="0"/>
+            <wp:docPr id="3" name="Рисунок 3"/>
             <wp:cNvGraphicFramePr>
               <a:graphicFrameLocks xmlns:a="http://schemas.openxmlformats.org/drawingml/2006/main" noChangeAspect="1"/>
             </wp:cNvGraphicFramePr>
@@ -798,7 +688,7 @@
                   <pic:spPr>
                     <a:xfrm>
                       <a:off x="0" y="0"/>
-                      <a:ext cx="5940425" cy="3115945"/>
+                      <a:ext cx="5940425" cy="3145155"/>
                     </a:xfrm>
                     <a:prstGeom prst="rect">
                       <a:avLst/>
@@ -929,6 +819,7 @@
       </w:pPr>
       <w:r>
         <w:rPr>
+          <w:noProof/>
           <w:lang w:val="en-US"/>
         </w:rPr>
         <w:drawing>
@@ -999,6 +890,7 @@
       </w:pPr>
       <w:r>
         <w:rPr>
+          <w:noProof/>
           <w:lang w:val="en-US"/>
         </w:rPr>
         <w:drawing>
@@ -1086,8 +978,6 @@
           <w:lang w:val="en-US"/>
         </w:rPr>
       </w:pPr>
-      <w:bookmarkStart w:id="0" w:name="_GoBack"/>
-      <w:bookmarkEnd w:id="0"/>
     </w:p>
     <w:p>
       <w:pPr>
@@ -1152,7 +1042,6 @@
           </w:rPr>
           <w:t>://</w:t>
         </w:r>
-        <w:proofErr w:type="spellStart"/>
         <w:r>
           <w:rPr>
             <w:rStyle w:val="a4"/>
@@ -1162,7 +1051,6 @@
           </w:rPr>
           <w:t>github</w:t>
         </w:r>
-        <w:proofErr w:type="spellEnd"/>
         <w:r>
           <w:rPr>
             <w:rStyle w:val="a4"/>
@@ -1188,7 +1076,6 @@
           </w:rPr>
           <w:t>/</w:t>
         </w:r>
-        <w:proofErr w:type="spellStart"/>
         <w:r>
           <w:rPr>
             <w:rStyle w:val="a4"/>
@@ -1198,7 +1085,6 @@
           </w:rPr>
           <w:t>DrySparrow</w:t>
         </w:r>
-        <w:proofErr w:type="spellEnd"/>
         <w:r>
           <w:rPr>
             <w:rStyle w:val="a4"/>
@@ -1207,7 +1093,6 @@
           </w:rPr>
           <w:t>/24205-</w:t>
         </w:r>
-        <w:proofErr w:type="spellStart"/>
         <w:r>
           <w:rPr>
             <w:rStyle w:val="a4"/>
@@ -1217,7 +1102,6 @@
           </w:rPr>
           <w:t>obmetko</w:t>
         </w:r>
-        <w:proofErr w:type="spellEnd"/>
         <w:r>
           <w:rPr>
             <w:rStyle w:val="a4"/>
@@ -1226,7 +1110,6 @@
           </w:rPr>
           <w:t>-</w:t>
         </w:r>
-        <w:proofErr w:type="spellStart"/>
         <w:r>
           <w:rPr>
             <w:rStyle w:val="a4"/>
@@ -1236,7 +1119,6 @@
           </w:rPr>
           <w:t>opp</w:t>
         </w:r>
-        <w:proofErr w:type="spellEnd"/>
         <w:r>
           <w:rPr>
             <w:rStyle w:val="a4"/>
@@ -1245,7 +1127,6 @@
           </w:rPr>
           <w:t>-</w:t>
         </w:r>
-        <w:proofErr w:type="spellStart"/>
         <w:r>
           <w:rPr>
             <w:rStyle w:val="a4"/>
@@ -1255,7 +1136,6 @@
           </w:rPr>
           <w:t>cpp</w:t>
         </w:r>
-        <w:proofErr w:type="spellEnd"/>
         <w:r>
           <w:rPr>
             <w:rStyle w:val="a4"/>
